--- a/landing/src/content/docs/agent/background-runs.md.docx
+++ b/landing/src/content/docs/agent/background-runs.md.docx
@@ -85,6 +85,7 @@
           <w:numId w:val="2"/>
         </w:numPr>
         <w:ind w:left="720" w:hanging="360"/>
+        <w:rPr/>
       </w:pPr>
       <w:r>
         <w:rPr>
@@ -100,6 +101,7 @@
           <w:numId w:val="2"/>
         </w:numPr>
         <w:ind w:left="720" w:hanging="360"/>
+        <w:rPr/>
       </w:pPr>
       <w:r>
         <w:rPr>
@@ -115,6 +117,7 @@
           <w:numId w:val="2"/>
         </w:numPr>
         <w:ind w:left="720" w:hanging="360"/>
+        <w:rPr/>
       </w:pPr>
       <w:r>
         <w:rPr>
@@ -130,6 +133,7 @@
           <w:numId w:val="2"/>
         </w:numPr>
         <w:ind w:left="720" w:hanging="360"/>
+        <w:rPr/>
       </w:pPr>
       <w:r>
         <w:rPr>
@@ -145,6 +149,7 @@
           <w:numId w:val="2"/>
         </w:numPr>
         <w:ind w:left="720" w:hanging="360"/>
+        <w:rPr/>
       </w:pPr>
       <w:r>
         <w:rPr>
@@ -160,6 +165,7 @@
           <w:numId w:val="2"/>
         </w:numPr>
         <w:ind w:left="720" w:hanging="360"/>
+        <w:rPr/>
       </w:pPr>
       <w:r>
         <w:rPr>
@@ -175,6 +181,7 @@
           <w:numId w:val="2"/>
         </w:numPr>
         <w:ind w:left="720" w:hanging="360"/>
+        <w:rPr/>
       </w:pPr>
       <w:r>
         <w:rPr>
@@ -190,6 +197,7 @@
           <w:numId w:val="2"/>
         </w:numPr>
         <w:ind w:left="720" w:hanging="360"/>
+        <w:rPr/>
       </w:pPr>
       <w:r>
         <w:rPr>
@@ -279,7 +287,7 @@
         <w:pStyle w:val="Heading2"/>
         <w:rPr/>
       </w:pPr>
-      <w:bookmarkStart w:colFirst="0" w:colLast="0" w:name="_kice3rbh845i" w:id="0"/>
+      <w:bookmarkStart w:colFirst="0" w:colLast="0" w:name="_xdrsyhl480x" w:id="0"/>
       <w:bookmarkEnd w:id="0"/>
       <w:r>
         <w:rPr>
@@ -382,7 +390,7 @@
         <w:pStyle w:val="Heading2"/>
         <w:rPr/>
       </w:pPr>
-      <w:bookmarkStart w:colFirst="0" w:colLast="0" w:name="_d3lzcjjd2cz2" w:id="1"/>
+      <w:bookmarkStart w:colFirst="0" w:colLast="0" w:name="_9qjglwutfefd" w:id="1"/>
       <w:bookmarkEnd w:id="1"/>
       <w:r>
         <w:rPr>
@@ -535,6 +543,7 @@
           <w:numId w:val="1"/>
         </w:numPr>
         <w:ind w:left="720" w:hanging="360"/>
+        <w:rPr/>
       </w:pPr>
       <w:r>
         <w:rPr>
@@ -550,6 +559,7 @@
           <w:numId w:val="1"/>
         </w:numPr>
         <w:ind w:left="720" w:hanging="360"/>
+        <w:rPr/>
       </w:pPr>
       <w:r>
         <w:rPr>
@@ -579,6 +589,7 @@
           <w:numId w:val="1"/>
         </w:numPr>
         <w:ind w:left="720" w:hanging="360"/>
+        <w:rPr/>
       </w:pPr>
       <w:r>
         <w:rPr>
@@ -608,6 +619,7 @@
           <w:numId w:val="1"/>
         </w:numPr>
         <w:ind w:left="720" w:hanging="360"/>
+        <w:rPr/>
       </w:pPr>
       <w:r>
         <w:rPr>
@@ -621,7 +633,7 @@
         <w:pStyle w:val="Heading2"/>
         <w:rPr/>
       </w:pPr>
-      <w:bookmarkStart w:colFirst="0" w:colLast="0" w:name="_uhtnxdy3q904" w:id="2"/>
+      <w:bookmarkStart w:colFirst="0" w:colLast="0" w:name="_iwo77djv0gjd" w:id="2"/>
       <w:bookmarkEnd w:id="2"/>
       <w:r>
         <w:rPr>
@@ -654,7 +666,7 @@
         <w:pStyle w:val="Heading2"/>
         <w:rPr/>
       </w:pPr>
-      <w:bookmarkStart w:colFirst="0" w:colLast="0" w:name="_ro87orppxgoz" w:id="3"/>
+      <w:bookmarkStart w:colFirst="0" w:colLast="0" w:name="_nh9eeta2ig1m" w:id="3"/>
       <w:bookmarkEnd w:id="3"/>
       <w:r>
         <w:rPr>
